--- a/public/fun/forms/자기소개서_고객센터·CS상담원_3_좌우2단형.docx
+++ b/public/fun/forms/자기소개서_고객센터·CS상담원_3_좌우2단형.docx
@@ -396,7 +396,7 @@
                 <w:color w:val="8A929C"/>
                 <w:sz w:val="16"/>
               </w:rPr>
-              <w:t>(500자)</w:t>
+              <w:t>(500자 · 내 경험과 연결)</w:t>
             </w:r>
           </w:p>
         </w:tc>
